--- a/companies/ashcombe-advisory/Engagements/Suarez-Jones/Meeting Minutes 2023-08-31 - Suarez-Jones.docx
+++ b/companies/ashcombe-advisory/Engagements/Suarez-Jones/Meeting Minutes 2023-08-31 - Suarez-Jones.docx
@@ -7,12 +7,12 @@
         <w:pStyle w:val="Heading1"/>
       </w:pPr>
       <w:r>
-        <w:t>Meeting Minutes -- Executive Messaging for Suarez-Jones</w:t>
+        <w:t>Working Session Minutes</w:t>
       </w:r>
     </w:p>
     <w:p>
       <w:r>
-        <w:t>Working session to review the draft message framework and agree what a client-ready version still needs. Minutes prepared by Amy Carter.</w:t>
+        <w:t>Engagement: Executive Messaging for Suarez-Jones. Recorded by Amy Carter. This note captures what we discussed, what we agreed, and who carries each piece forward.</w:t>
       </w:r>
     </w:p>
     <w:p>
@@ -20,7 +20,7 @@
         <w:pStyle w:val="Heading2"/>
       </w:pPr>
       <w:r>
-        <w:t>Attendees</w:t>
+        <w:t>Present</w:t>
       </w:r>
     </w:p>
     <w:p>
@@ -28,7 +28,7 @@
         <w:pStyle w:val="ListBullet"/>
       </w:pPr>
       <w:r>
-        <w:t>John Macias, Associate, engagement lead</w:t>
+        <w:t>Amy Carter, Communications Associate, Ashcombe Advisory Partners</w:t>
       </w:r>
     </w:p>
     <w:p>
@@ -36,7 +36,7 @@
         <w:pStyle w:val="ListBullet"/>
       </w:pPr>
       <w:r>
-        <w:t>Amy Carter, Communications Associate</w:t>
+        <w:t>John Macias, Associate, Ashcombe Advisory Partners</w:t>
       </w:r>
     </w:p>
     <w:p>
@@ -52,32 +52,32 @@
         <w:pStyle w:val="Heading2"/>
       </w:pPr>
       <w:r>
-        <w:t>Discussion</w:t>
+        <w:t>What we covered</w:t>
       </w:r>
     </w:p>
     <w:p>
       <w:r>
-        <w:t>The session opened on the draft core-message set. John Macias walked Jennifer Herrera through the three leadership lines as drafted and the reasoning behind the order they sit in. Jennifer Herrera agreed with the first two without change and pushed on the third, which she felt leaned harder on scale than the board would find credible. The group agreed to recast that line around the operating record and let the scale figures support it rather than carry it.</w:t>
+        <w:t>We met to take stock of the executive messaging work at its midpoint and to agree what carries us through the coming weeks. The room was small and the conversation direct, which is how this engagement has run from the start.</w:t>
       </w:r>
     </w:p>
     <w:p>
       <w:r>
-        <w:t>Amy Carter reported that the fact check against the source documents is substantially complete. The two figures on the Suarez-Jones revenue history that had been open were confirmed on the audited basis during the session, and Amy Carter will note that basis in the margin of the framework so the source is never in question. One proof point behind the second line still needs a confirming source; Jennifer Herrera undertook to pull it from her operations team.</w:t>
+        <w:t>John Macias reported that the round of executive interviews is complete. He walked us through what the leadership's own language had changed, and two of the core messages have already been reshaped around how the executives actually speak. The group agreed the set now sits closer to the company's own voice, which was the whole point of the exercise.</w:t>
       </w:r>
     </w:p>
     <w:p>
       <w:r>
-        <w:t>The group also talked through the settings where the language will first be tested and who the real audience is in each. Jennifer Herrera noted that the Suarez-Jones board is the audience the third line has to survive, and that anything reading as promotional would cost more credibility than it bought. Amy Carter captured that as a working test for the material: each claim carries its own proof point, and any line that cannot be backed comes out rather than gets softened. John Macias asked that the next draft set each proof point beside its line so the two are read together.</w:t>
+        <w:t>Jennifer Herrera then took us through her team's marks on the first set. Most were small matters of tone, but two touched the investor-facing line we had flagged at the outset. We talked through how to hold the meaning while easing the claim, and settled on wording in the room. I will circulate that wording for a final read before it is fixed.</w:t>
       </w:r>
     </w:p>
     <w:p>
       <w:r>
-        <w:t>On approvals, Jennifer Herrera confirmed she holds final sign-off on any language that leaves the company and named no additional internal reviewer at this stage. The group agreed the sequence for the coming weeks: settle the framework, build the supporting material around it, and hold a second review before anything is used in a setting that carries weight. John Macias flagged that the value of the work is a steady voice that survives repetition, so the group agreed not to widen the message set but to deepen the material behind the three lines already agreed.</w:t>
+        <w:t>We also looked ahead to the client-facing materials that will carry the messages outward. Those are still early by design. We agreed to keep them light until the core set is locked, so the finished pieces are built once rather than remade around a late change.</w:t>
       </w:r>
     </w:p>
     <w:p>
       <w:r>
-        <w:t>Before closing, the group set the working cadence for the next stretch. Amy Carter will keep one live version of the framework and the material in the shared engagement file, so there is a single source everyone works from and no draft goes missing in a personal inbox. John Macias will carry a short status to Jennifer Herrera on a regular rhythm, so the client hears of any change from the firm rather than around it. Jennifer Herrera asked that anything intended for a public setting reach her with enough lead time to read it cold, and the group agreed to build that reading window into the schedule rather than treat it as an afterthought. No item was left without an owner, and the list below records what each person is holding.</w:t>
+        <w:t>On cadence, we agreed the current rhythm is working: short notes tied to the piece of work they concern, a standing thread for the messaging, and a working session like this one when a decision needs the whole group in a room. Jennifer Herrera asked that we keep her copied on anything that touches timing, and we will.</w:t>
       </w:r>
     </w:p>
     <w:p>
@@ -85,7 +85,25 @@
         <w:pStyle w:val="Heading2"/>
       </w:pPr>
       <w:r>
-        <w:t>Action Items</w:t>
+        <w:t>Where we landed</w:t>
+      </w:r>
+    </w:p>
+    <w:p>
+      <w:r>
+        <w:t>The core messages are close to final, pending the last read on the two reworked lines. The materials wait on that lock. We set the next checkpoint as a working review of the refined set with the wider Suarez-Jones leadership, ahead of any further build.</w:t>
+      </w:r>
+    </w:p>
+    <w:p>
+      <w:r>
+        <w:t>We noted one open risk, and it is a mild one. The investor-facing lines are the most likely to draw a late change, so we are holding a little room for one more pass on them before the set is fixed. Nothing about the timeline concerns us at this point.</w:t>
+      </w:r>
+    </w:p>
+    <w:p>
+      <w:pPr>
+        <w:pStyle w:val="Heading2"/>
+      </w:pPr>
+      <w:r>
+        <w:t>Actions</w:t>
       </w:r>
     </w:p>
     <w:tbl>
@@ -135,7 +153,7 @@
               <w:rPr>
                 <w:b/>
               </w:rPr>
-              <w:t>Target</w:t>
+              <w:t>By when</w:t>
             </w:r>
           </w:p>
         </w:tc>
@@ -157,7 +175,7 @@
           </w:tcPr>
           <w:p>
             <w:r>
-              <w:t>Recast the third leadership line around the operating record and note the audited basis for the two revenue figures in the margin</w:t>
+              <w:t>Circulate the agreed wording on the two investor-facing lines for a final read</w:t>
             </w:r>
           </w:p>
         </w:tc>
@@ -167,7 +185,39 @@
           </w:tcPr>
           <w:p>
             <w:r>
-              <w:t>Next week</w:t>
+              <w:t>This week</w:t>
+            </w:r>
+          </w:p>
+        </w:tc>
+      </w:tr>
+      <w:tr>
+        <w:tc>
+          <w:tcPr>
+            <w:tcW w:type="dxa" w:w="2880"/>
+          </w:tcPr>
+          <w:p>
+            <w:r>
+              <w:t>John Macias</w:t>
+            </w:r>
+          </w:p>
+        </w:tc>
+        <w:tc>
+          <w:tcPr>
+            <w:tcW w:type="dxa" w:w="2880"/>
+          </w:tcPr>
+          <w:p>
+            <w:r>
+              <w:t>Fold the interview language into the two revised core messages</w:t>
+            </w:r>
+          </w:p>
+        </w:tc>
+        <w:tc>
+          <w:tcPr>
+            <w:tcW w:type="dxa" w:w="2880"/>
+          </w:tcPr>
+          <w:p>
+            <w:r>
+              <w:t>This week</w:t>
             </w:r>
           </w:p>
         </w:tc>
@@ -189,7 +239,7 @@
           </w:tcPr>
           <w:p>
             <w:r>
-              <w:t>Confirm the outstanding proof point with the Suarez-Jones operations team</w:t>
+              <w:t>Confirm the attendees for the leadership review</w:t>
             </w:r>
           </w:p>
         </w:tc>
@@ -199,7 +249,7 @@
           </w:tcPr>
           <w:p>
             <w:r>
-              <w:t>Before the next review</w:t>
+              <w:t>Before the next session</w:t>
             </w:r>
           </w:p>
         </w:tc>
@@ -221,7 +271,7 @@
           </w:tcPr>
           <w:p>
             <w:r>
-              <w:t>Circulate the revised framework and schedule the second review session</w:t>
+              <w:t>Draft the outline for the client-facing materials</w:t>
             </w:r>
           </w:p>
         </w:tc>
@@ -231,39 +281,7 @@
           </w:tcPr>
           <w:p>
             <w:r>
-              <w:t>Following week</w:t>
-            </w:r>
-          </w:p>
-        </w:tc>
-      </w:tr>
-      <w:tr>
-        <w:tc>
-          <w:tcPr>
-            <w:tcW w:type="dxa" w:w="2880"/>
-          </w:tcPr>
-          <w:p>
-            <w:r>
-              <w:t>Amy Carter</w:t>
-            </w:r>
-          </w:p>
-        </w:tc>
-        <w:tc>
-          <w:tcPr>
-            <w:tcW w:type="dxa" w:w="2880"/>
-          </w:tcPr>
-          <w:p>
-            <w:r>
-              <w:t>Begin drafting the supporting material behind the three agreed lines</w:t>
-            </w:r>
-          </w:p>
-        </w:tc>
-        <w:tc>
-          <w:tcPr>
-            <w:tcW w:type="dxa" w:w="2880"/>
-          </w:tcPr>
-          <w:p>
-            <w:r>
-              <w:t>On framework sign-off</w:t>
+              <w:t>Ahead of the review</w:t>
             </w:r>
           </w:p>
         </w:tc>
